--- a/relatorio/Sistematizacao_André_Luiz_Lopes_Azevedo.docx
+++ b/relatorio/Sistematizacao_André_Luiz_Lopes_Azevedo.docx
@@ -137,7 +137,43 @@
           <w:i/>
           <w:iCs/>
         </w:rPr>
-        <w:t>Fine-tuning de LoRA e Pipeline Multimodal — Arquitetura Modernista de Brasília</w:t>
+        <w:t>Fine-</w:t>
+      </w:r>
+      <w:proofErr w:type="spellStart"/>
+      <w:r>
+        <w:rPr>
+          <w:rFonts w:ascii="Arial" w:hAnsi="Arial" w:cs="Arial"/>
+          <w:i/>
+          <w:iCs/>
+        </w:rPr>
+        <w:t>tuning</w:t>
+      </w:r>
+      <w:proofErr w:type="spellEnd"/>
+      <w:r>
+        <w:rPr>
+          <w:rFonts w:ascii="Arial" w:hAnsi="Arial" w:cs="Arial"/>
+          <w:i/>
+          <w:iCs/>
+        </w:rPr>
+        <w:t xml:space="preserve"> de </w:t>
+      </w:r>
+      <w:proofErr w:type="spellStart"/>
+      <w:r>
+        <w:rPr>
+          <w:rFonts w:ascii="Arial" w:hAnsi="Arial" w:cs="Arial"/>
+          <w:i/>
+          <w:iCs/>
+        </w:rPr>
+        <w:t>LoRA</w:t>
+      </w:r>
+      <w:proofErr w:type="spellEnd"/>
+      <w:r>
+        <w:rPr>
+          <w:rFonts w:ascii="Arial" w:hAnsi="Arial" w:cs="Arial"/>
+          <w:i/>
+          <w:iCs/>
+        </w:rPr>
+        <w:t xml:space="preserve"> e Pipeline Multimodal — Arquitetura Modernista de Brasília</w:t>
       </w:r>
     </w:p>
     <w:p>
@@ -312,7 +348,91 @@
         <w:rPr>
           <w:rFonts w:ascii="Arial" w:hAnsi="Arial" w:cs="Arial"/>
         </w:rPr>
-        <w:t>realiza o fine-tuning de um modelo de difusão (Stable Diffusion v1.5) por meio da técnica LoRA (Low-Rank Adaptation),</w:t>
+        <w:t>realiza o fine-</w:t>
+      </w:r>
+      <w:proofErr w:type="spellStart"/>
+      <w:r>
+        <w:rPr>
+          <w:rFonts w:ascii="Arial" w:hAnsi="Arial" w:cs="Arial"/>
+        </w:rPr>
+        <w:t>tuning</w:t>
+      </w:r>
+      <w:proofErr w:type="spellEnd"/>
+      <w:r>
+        <w:rPr>
+          <w:rFonts w:ascii="Arial" w:hAnsi="Arial" w:cs="Arial"/>
+        </w:rPr>
+        <w:t xml:space="preserve"> de um modelo de difusão (</w:t>
+      </w:r>
+      <w:proofErr w:type="spellStart"/>
+      <w:r>
+        <w:rPr>
+          <w:rFonts w:ascii="Arial" w:hAnsi="Arial" w:cs="Arial"/>
+        </w:rPr>
+        <w:t>Stable</w:t>
+      </w:r>
+      <w:proofErr w:type="spellEnd"/>
+      <w:r>
+        <w:rPr>
+          <w:rFonts w:ascii="Arial" w:hAnsi="Arial" w:cs="Arial"/>
+        </w:rPr>
+        <w:t xml:space="preserve"> </w:t>
+      </w:r>
+      <w:proofErr w:type="spellStart"/>
+      <w:r>
+        <w:rPr>
+          <w:rFonts w:ascii="Arial" w:hAnsi="Arial" w:cs="Arial"/>
+        </w:rPr>
+        <w:t>Diffusion</w:t>
+      </w:r>
+      <w:proofErr w:type="spellEnd"/>
+      <w:r>
+        <w:rPr>
+          <w:rFonts w:ascii="Arial" w:hAnsi="Arial" w:cs="Arial"/>
+        </w:rPr>
+        <w:t xml:space="preserve"> v1.5) por meio da técnica </w:t>
+      </w:r>
+      <w:proofErr w:type="spellStart"/>
+      <w:r>
+        <w:rPr>
+          <w:rFonts w:ascii="Arial" w:hAnsi="Arial" w:cs="Arial"/>
+        </w:rPr>
+        <w:t>LoRA</w:t>
+      </w:r>
+      <w:proofErr w:type="spellEnd"/>
+      <w:r>
+        <w:rPr>
+          <w:rFonts w:ascii="Arial" w:hAnsi="Arial" w:cs="Arial"/>
+        </w:rPr>
+        <w:t xml:space="preserve"> (</w:t>
+      </w:r>
+      <w:proofErr w:type="spellStart"/>
+      <w:r>
+        <w:rPr>
+          <w:rFonts w:ascii="Arial" w:hAnsi="Arial" w:cs="Arial"/>
+        </w:rPr>
+        <w:t>Low</w:t>
+      </w:r>
+      <w:proofErr w:type="spellEnd"/>
+      <w:r>
+        <w:rPr>
+          <w:rFonts w:ascii="Arial" w:hAnsi="Arial" w:cs="Arial"/>
+        </w:rPr>
+        <w:t xml:space="preserve">-Rank </w:t>
+      </w:r>
+      <w:proofErr w:type="spellStart"/>
+      <w:r>
+        <w:rPr>
+          <w:rFonts w:ascii="Arial" w:hAnsi="Arial" w:cs="Arial"/>
+        </w:rPr>
+        <w:t>Adaptation</w:t>
+      </w:r>
+      <w:proofErr w:type="spellEnd"/>
+      <w:r>
+        <w:rPr>
+          <w:rFonts w:ascii="Arial" w:hAnsi="Arial" w:cs="Arial"/>
+        </w:rPr>
+        <w:t>),</w:t>
       </w:r>
       <w:r>
         <w:rPr>
@@ -477,7 +597,35 @@
         <w:rPr>
           <w:rFonts w:ascii="Arial" w:hAnsi="Arial" w:cs="Arial"/>
         </w:rPr>
-        <w:t xml:space="preserve"> o aprendizado do LoRA mesmo com um dataset pequeno (20-40 imagens).</w:t>
+        <w:t xml:space="preserve"> o aprendizado do </w:t>
+      </w:r>
+      <w:proofErr w:type="spellStart"/>
+      <w:r>
+        <w:rPr>
+          <w:rFonts w:ascii="Arial" w:hAnsi="Arial" w:cs="Arial"/>
+        </w:rPr>
+        <w:t>LoRA</w:t>
+      </w:r>
+      <w:proofErr w:type="spellEnd"/>
+      <w:r>
+        <w:rPr>
+          <w:rFonts w:ascii="Arial" w:hAnsi="Arial" w:cs="Arial"/>
+        </w:rPr>
+        <w:t xml:space="preserve"> mesmo com um </w:t>
+      </w:r>
+      <w:proofErr w:type="spellStart"/>
+      <w:r>
+        <w:rPr>
+          <w:rFonts w:ascii="Arial" w:hAnsi="Arial" w:cs="Arial"/>
+        </w:rPr>
+        <w:t>dataset</w:t>
+      </w:r>
+      <w:proofErr w:type="spellEnd"/>
+      <w:r>
+        <w:rPr>
+          <w:rFonts w:ascii="Arial" w:hAnsi="Arial" w:cs="Arial"/>
+        </w:rPr>
+        <w:t xml:space="preserve"> pequeno (20-40 imagens).</w:t>
       </w:r>
     </w:p>
     <w:p>
@@ -511,7 +659,35 @@
         <w:rPr>
           <w:rFonts w:ascii="Arial" w:hAnsi="Arial" w:cs="Arial"/>
         </w:rPr>
-        <w:t>O dataset foi construído de fotografias de monumentos públicos de Brasília disponíveis no Wikimedia Commons.</w:t>
+        <w:t xml:space="preserve">O </w:t>
+      </w:r>
+      <w:proofErr w:type="spellStart"/>
+      <w:r>
+        <w:rPr>
+          <w:rFonts w:ascii="Arial" w:hAnsi="Arial" w:cs="Arial"/>
+        </w:rPr>
+        <w:t>dataset</w:t>
+      </w:r>
+      <w:proofErr w:type="spellEnd"/>
+      <w:r>
+        <w:rPr>
+          <w:rFonts w:ascii="Arial" w:hAnsi="Arial" w:cs="Arial"/>
+        </w:rPr>
+        <w:t xml:space="preserve"> foi construído de fotografias de monumentos públicos de Brasília disponíveis no </w:t>
+      </w:r>
+      <w:proofErr w:type="spellStart"/>
+      <w:r>
+        <w:rPr>
+          <w:rFonts w:ascii="Arial" w:hAnsi="Arial" w:cs="Arial"/>
+        </w:rPr>
+        <w:t>Wikimedia</w:t>
+      </w:r>
+      <w:proofErr w:type="spellEnd"/>
+      <w:r>
+        <w:rPr>
+          <w:rFonts w:ascii="Arial" w:hAnsi="Arial" w:cs="Arial"/>
+        </w:rPr>
+        <w:t xml:space="preserve"> Commons.</w:t>
       </w:r>
     </w:p>
     <w:p>
@@ -564,7 +740,21 @@
         <w:rPr>
           <w:rFonts w:ascii="Arial" w:hAnsi="Arial" w:cs="Arial"/>
         </w:rPr>
-        <w:t xml:space="preserve">do Wikimedia Commons, filtrando por palavras-chave. </w:t>
+        <w:t xml:space="preserve">do </w:t>
+      </w:r>
+      <w:proofErr w:type="spellStart"/>
+      <w:r>
+        <w:rPr>
+          <w:rFonts w:ascii="Arial" w:hAnsi="Arial" w:cs="Arial"/>
+        </w:rPr>
+        <w:t>Wikimedia</w:t>
+      </w:r>
+      <w:proofErr w:type="spellEnd"/>
+      <w:r>
+        <w:rPr>
+          <w:rFonts w:ascii="Arial" w:hAnsi="Arial" w:cs="Arial"/>
+        </w:rPr>
+        <w:t xml:space="preserve"> Commons, filtrando por palavras-chave. </w:t>
       </w:r>
       <w:r>
         <w:rPr>
@@ -672,7 +862,21 @@
         <w:rPr>
           <w:rFonts w:ascii="Arial" w:hAnsi="Arial" w:cs="Arial"/>
         </w:rPr>
-        <w:t>O dataset final contém 40 imagens, redimensionadas para 512×512 pixels</w:t>
+        <w:t xml:space="preserve">O </w:t>
+      </w:r>
+      <w:proofErr w:type="spellStart"/>
+      <w:r>
+        <w:rPr>
+          <w:rFonts w:ascii="Arial" w:hAnsi="Arial" w:cs="Arial"/>
+        </w:rPr>
+        <w:t>dataset</w:t>
+      </w:r>
+      <w:proofErr w:type="spellEnd"/>
+      <w:r>
+        <w:rPr>
+          <w:rFonts w:ascii="Arial" w:hAnsi="Arial" w:cs="Arial"/>
+        </w:rPr>
+        <w:t xml:space="preserve"> final contém 40 imagens, redimensionadas para 512×512 pixels</w:t>
       </w:r>
       <w:r>
         <w:rPr>
@@ -732,7 +936,63 @@
         <w:rPr>
           <w:rFonts w:ascii="Arial" w:hAnsi="Arial" w:cs="Arial"/>
         </w:rPr>
-        <w:t xml:space="preserve">As legendas foram geradas automaticamente com o modelo BLIP (blip-image-captioning-base/large) e revisadas manualmente uma a uma. Cada legenda </w:t>
+        <w:t>As legendas foram geradas automaticamente com o modelo BLIP (</w:t>
+      </w:r>
+      <w:proofErr w:type="spellStart"/>
+      <w:r>
+        <w:rPr>
+          <w:rFonts w:ascii="Arial" w:hAnsi="Arial" w:cs="Arial"/>
+        </w:rPr>
+        <w:t>blip</w:t>
+      </w:r>
+      <w:proofErr w:type="spellEnd"/>
+      <w:r>
+        <w:rPr>
+          <w:rFonts w:ascii="Arial" w:hAnsi="Arial" w:cs="Arial"/>
+        </w:rPr>
+        <w:t>-</w:t>
+      </w:r>
+      <w:proofErr w:type="spellStart"/>
+      <w:r>
+        <w:rPr>
+          <w:rFonts w:ascii="Arial" w:hAnsi="Arial" w:cs="Arial"/>
+        </w:rPr>
+        <w:t>image</w:t>
+      </w:r>
+      <w:proofErr w:type="spellEnd"/>
+      <w:r>
+        <w:rPr>
+          <w:rFonts w:ascii="Arial" w:hAnsi="Arial" w:cs="Arial"/>
+        </w:rPr>
+        <w:t>-</w:t>
+      </w:r>
+      <w:proofErr w:type="spellStart"/>
+      <w:r>
+        <w:rPr>
+          <w:rFonts w:ascii="Arial" w:hAnsi="Arial" w:cs="Arial"/>
+        </w:rPr>
+        <w:t>captioning</w:t>
+      </w:r>
+      <w:proofErr w:type="spellEnd"/>
+      <w:r>
+        <w:rPr>
+          <w:rFonts w:ascii="Arial" w:hAnsi="Arial" w:cs="Arial"/>
+        </w:rPr>
+        <w:t>-base/</w:t>
+      </w:r>
+      <w:proofErr w:type="spellStart"/>
+      <w:r>
+        <w:rPr>
+          <w:rFonts w:ascii="Arial" w:hAnsi="Arial" w:cs="Arial"/>
+        </w:rPr>
+        <w:t>large</w:t>
+      </w:r>
+      <w:proofErr w:type="spellEnd"/>
+      <w:r>
+        <w:rPr>
+          <w:rFonts w:ascii="Arial" w:hAnsi="Arial" w:cs="Arial"/>
+        </w:rPr>
+        <w:t xml:space="preserve">) e revisadas manualmente uma a uma. Cada legenda </w:t>
       </w:r>
       <w:r>
         <w:rPr>
@@ -756,7 +1016,21 @@
         <w:rPr>
           <w:rFonts w:ascii="Arial" w:hAnsi="Arial" w:cs="Arial"/>
         </w:rPr>
-        <w:t xml:space="preserve"> estilo_brasilia e complementada com elementos que o BLIP não captura: nome do monumento, ângulo da fotografia, hora do dia/iluminação, e elementos específicos (céu do cerrado).</w:t>
+        <w:t xml:space="preserve"> </w:t>
+      </w:r>
+      <w:proofErr w:type="spellStart"/>
+      <w:r>
+        <w:rPr>
+          <w:rFonts w:ascii="Arial" w:hAnsi="Arial" w:cs="Arial"/>
+        </w:rPr>
+        <w:t>estilo_brasilia</w:t>
+      </w:r>
+      <w:proofErr w:type="spellEnd"/>
+      <w:r>
+        <w:rPr>
+          <w:rFonts w:ascii="Arial" w:hAnsi="Arial" w:cs="Arial"/>
+        </w:rPr>
+        <w:t xml:space="preserve"> e complementada com elementos que o BLIP não captura: nome do monumento, ângulo da fotografia, hora do dia/iluminação, e elementos específicos (céu do cerrado).</w:t>
       </w:r>
     </w:p>
     <w:p>
@@ -860,7 +1134,49 @@
         <w:rPr>
           <w:rFonts w:ascii="Arial" w:hAnsi="Arial" w:cs="Arial"/>
         </w:rPr>
-        <w:t>O fine-tuning foi realizado com o script oficial train_text_to_image_lora.py da biblioteca diffusers, no Google Colab com GPU T4. Foram treinadas e comparadas duas configurações:</w:t>
+        <w:t>O fine-</w:t>
+      </w:r>
+      <w:proofErr w:type="spellStart"/>
+      <w:r>
+        <w:rPr>
+          <w:rFonts w:ascii="Arial" w:hAnsi="Arial" w:cs="Arial"/>
+        </w:rPr>
+        <w:t>tuning</w:t>
+      </w:r>
+      <w:proofErr w:type="spellEnd"/>
+      <w:r>
+        <w:rPr>
+          <w:rFonts w:ascii="Arial" w:hAnsi="Arial" w:cs="Arial"/>
+        </w:rPr>
+        <w:t xml:space="preserve"> foi realizado com o script oficial train_text_to_image_lora.py da biblioteca </w:t>
+      </w:r>
+      <w:proofErr w:type="spellStart"/>
+      <w:r>
+        <w:rPr>
+          <w:rFonts w:ascii="Arial" w:hAnsi="Arial" w:cs="Arial"/>
+        </w:rPr>
+        <w:t>diffusers</w:t>
+      </w:r>
+      <w:proofErr w:type="spellEnd"/>
+      <w:r>
+        <w:rPr>
+          <w:rFonts w:ascii="Arial" w:hAnsi="Arial" w:cs="Arial"/>
+        </w:rPr>
+        <w:t xml:space="preserve">, no Google </w:t>
+      </w:r>
+      <w:proofErr w:type="spellStart"/>
+      <w:r>
+        <w:rPr>
+          <w:rFonts w:ascii="Arial" w:hAnsi="Arial" w:cs="Arial"/>
+        </w:rPr>
+        <w:t>Colab</w:t>
+      </w:r>
+      <w:proofErr w:type="spellEnd"/>
+      <w:r>
+        <w:rPr>
+          <w:rFonts w:ascii="Arial" w:hAnsi="Arial" w:cs="Arial"/>
+        </w:rPr>
+        <w:t xml:space="preserve"> com GPU T4. Foram treinadas e comparadas duas configurações:</w:t>
       </w:r>
     </w:p>
     <w:tbl>
@@ -1334,7 +1650,35 @@
         <w:rPr>
           <w:rFonts w:ascii="Arial" w:hAnsi="Arial" w:cs="Arial"/>
         </w:rPr>
-        <w:t>: mantido dentro da faixa recomendada para LoRA (1e-4 a 5e-5), com valor mais conservador (5e-5) na configuração de rank mais alto, já que ranks maiores combinados com learning rates altos tendem a memorizar mais rapidamente.</w:t>
+        <w:t xml:space="preserve">: mantido dentro da faixa recomendada para </w:t>
+      </w:r>
+      <w:proofErr w:type="spellStart"/>
+      <w:r>
+        <w:rPr>
+          <w:rFonts w:ascii="Arial" w:hAnsi="Arial" w:cs="Arial"/>
+        </w:rPr>
+        <w:t>LoRA</w:t>
+      </w:r>
+      <w:proofErr w:type="spellEnd"/>
+      <w:r>
+        <w:rPr>
+          <w:rFonts w:ascii="Arial" w:hAnsi="Arial" w:cs="Arial"/>
+        </w:rPr>
+        <w:t xml:space="preserve"> (1e-4 a 5e-5), com valor mais conservador (5e-5) na configuração de rank mais alto, já que ranks maiores combinados com </w:t>
+      </w:r>
+      <w:proofErr w:type="spellStart"/>
+      <w:r>
+        <w:rPr>
+          <w:rFonts w:ascii="Arial" w:hAnsi="Arial" w:cs="Arial"/>
+        </w:rPr>
+        <w:t>learning</w:t>
+      </w:r>
+      <w:proofErr w:type="spellEnd"/>
+      <w:r>
+        <w:rPr>
+          <w:rFonts w:ascii="Arial" w:hAnsi="Arial" w:cs="Arial"/>
+        </w:rPr>
+        <w:t xml:space="preserve"> rates altos tendem a memorizar mais rapidamente.</w:t>
       </w:r>
     </w:p>
     <w:p>
@@ -1384,7 +1728,25 @@
           <w:b/>
           <w:bCs/>
         </w:rPr>
-        <w:t>MEMORIZAÇÃO vs GENERALIZAÇÃO</w:t>
+        <w:t xml:space="preserve">MEMORIZAÇÃO </w:t>
+      </w:r>
+      <w:proofErr w:type="spellStart"/>
+      <w:r>
+        <w:rPr>
+          <w:rFonts w:ascii="Arial" w:hAnsi="Arial" w:cs="Arial"/>
+          <w:b/>
+          <w:bCs/>
+        </w:rPr>
+        <w:t>vs</w:t>
+      </w:r>
+      <w:proofErr w:type="spellEnd"/>
+      <w:r>
+        <w:rPr>
+          <w:rFonts w:ascii="Arial" w:hAnsi="Arial" w:cs="Arial"/>
+          <w:b/>
+          <w:bCs/>
+        </w:rPr>
+        <w:t xml:space="preserve"> GENERALIZAÇÃO</w:t>
       </w:r>
     </w:p>
     <w:p>
@@ -1405,7 +1767,21 @@
         <w:rPr>
           <w:rFonts w:ascii="Arial" w:hAnsi="Arial" w:cs="Arial"/>
         </w:rPr>
-        <w:t>risco específico deste dataset é que as imagens retrata</w:t>
+        <w:t xml:space="preserve">risco específico deste </w:t>
+      </w:r>
+      <w:proofErr w:type="spellStart"/>
+      <w:r>
+        <w:rPr>
+          <w:rFonts w:ascii="Arial" w:hAnsi="Arial" w:cs="Arial"/>
+        </w:rPr>
+        <w:t>dataset</w:t>
+      </w:r>
+      <w:proofErr w:type="spellEnd"/>
+      <w:r>
+        <w:rPr>
+          <w:rFonts w:ascii="Arial" w:hAnsi="Arial" w:cs="Arial"/>
+        </w:rPr>
+        <w:t xml:space="preserve"> é que as imagens retrata</w:t>
       </w:r>
       <w:r>
         <w:rPr>
@@ -1417,7 +1793,21 @@
         <w:rPr>
           <w:rFonts w:ascii="Arial" w:hAnsi="Arial" w:cs="Arial"/>
         </w:rPr>
-        <w:t xml:space="preserve"> os mesmos poucos monumentos em diferentes ângulos e condições de luz. Isso cria a possibilidade de o LoRA memorizar em vez de generalizar o estilo arquitetônico de forma mais ampla.</w:t>
+        <w:t xml:space="preserve"> os mesmos poucos monumentos em diferentes ângulos e condições de luz. Isso cria a possibilidade de o </w:t>
+      </w:r>
+      <w:proofErr w:type="spellStart"/>
+      <w:r>
+        <w:rPr>
+          <w:rFonts w:ascii="Arial" w:hAnsi="Arial" w:cs="Arial"/>
+        </w:rPr>
+        <w:t>LoRA</w:t>
+      </w:r>
+      <w:proofErr w:type="spellEnd"/>
+      <w:r>
+        <w:rPr>
+          <w:rFonts w:ascii="Arial" w:hAnsi="Arial" w:cs="Arial"/>
+        </w:rPr>
+        <w:t xml:space="preserve"> memorizar em vez de generalizar o estilo arquitetônico de forma mais ampla.</w:t>
       </w:r>
     </w:p>
     <w:p>
@@ -1444,7 +1834,35 @@
         <w:rPr>
           <w:rFonts w:ascii="Arial" w:hAnsi="Arial" w:cs="Arial"/>
         </w:rPr>
-        <w:t xml:space="preserve"> dataset: "estilo_brasilia, uma escola com colunas curvas de concreto branco". Se o modelo gerasse uma imagem </w:t>
+        <w:t xml:space="preserve"> </w:t>
+      </w:r>
+      <w:proofErr w:type="spellStart"/>
+      <w:r>
+        <w:rPr>
+          <w:rFonts w:ascii="Arial" w:hAnsi="Arial" w:cs="Arial"/>
+        </w:rPr>
+        <w:t>dataset</w:t>
+      </w:r>
+      <w:proofErr w:type="spellEnd"/>
+      <w:r>
+        <w:rPr>
+          <w:rFonts w:ascii="Arial" w:hAnsi="Arial" w:cs="Arial"/>
+        </w:rPr>
+        <w:t>: "</w:t>
+      </w:r>
+      <w:proofErr w:type="spellStart"/>
+      <w:r>
+        <w:rPr>
+          <w:rFonts w:ascii="Arial" w:hAnsi="Arial" w:cs="Arial"/>
+        </w:rPr>
+        <w:t>estilo_brasilia</w:t>
+      </w:r>
+      <w:proofErr w:type="spellEnd"/>
+      <w:r>
+        <w:rPr>
+          <w:rFonts w:ascii="Arial" w:hAnsi="Arial" w:cs="Arial"/>
+        </w:rPr>
+        <w:t xml:space="preserve">, uma escola com colunas curvas de concreto branco". Se o modelo gerasse uma imagem </w:t>
       </w:r>
       <w:r>
         <w:rPr>
@@ -1546,7 +1964,35 @@
         <w:rPr>
           <w:rFonts w:ascii="Arial" w:hAnsi="Arial" w:cs="Arial"/>
         </w:rPr>
-        <w:t>a limitação principal não está nos hiperparâmetros, e sim no dataset.</w:t>
+        <w:t xml:space="preserve">a limitação principal não está nos </w:t>
+      </w:r>
+      <w:proofErr w:type="spellStart"/>
+      <w:r>
+        <w:rPr>
+          <w:rFonts w:ascii="Arial" w:hAnsi="Arial" w:cs="Arial"/>
+        </w:rPr>
+        <w:t>hiperparâmetros</w:t>
+      </w:r>
+      <w:proofErr w:type="spellEnd"/>
+      <w:r>
+        <w:rPr>
+          <w:rFonts w:ascii="Arial" w:hAnsi="Arial" w:cs="Arial"/>
+        </w:rPr>
+        <w:t xml:space="preserve">, e sim no </w:t>
+      </w:r>
+      <w:proofErr w:type="spellStart"/>
+      <w:r>
+        <w:rPr>
+          <w:rFonts w:ascii="Arial" w:hAnsi="Arial" w:cs="Arial"/>
+        </w:rPr>
+        <w:t>dataset</w:t>
+      </w:r>
+      <w:proofErr w:type="spellEnd"/>
+      <w:r>
+        <w:rPr>
+          <w:rFonts w:ascii="Arial" w:hAnsi="Arial" w:cs="Arial"/>
+        </w:rPr>
+        <w:t>.</w:t>
       </w:r>
     </w:p>
     <w:p>
@@ -1567,7 +2013,21 @@
         <w:rPr>
           <w:rFonts w:ascii="Arial" w:hAnsi="Arial" w:cs="Arial"/>
         </w:rPr>
-        <w:t xml:space="preserve">s prompts 4 ("museu moderno") e 5 ("uma escola com colunas curvas de concreto no estilo de Brasília") foram construídos para descrever cenas fora do dataset de treino. </w:t>
+        <w:t xml:space="preserve">s prompts 4 ("museu moderno") e 5 ("uma escola com colunas curvas de concreto no estilo de Brasília") foram construídos para descrever cenas fora do </w:t>
+      </w:r>
+      <w:proofErr w:type="spellStart"/>
+      <w:r>
+        <w:rPr>
+          <w:rFonts w:ascii="Arial" w:hAnsi="Arial" w:cs="Arial"/>
+        </w:rPr>
+        <w:t>dataset</w:t>
+      </w:r>
+      <w:proofErr w:type="spellEnd"/>
+      <w:r>
+        <w:rPr>
+          <w:rFonts w:ascii="Arial" w:hAnsi="Arial" w:cs="Arial"/>
+        </w:rPr>
+        <w:t xml:space="preserve"> de treino. </w:t>
       </w:r>
       <w:r>
         <w:rPr>
@@ -1605,11 +2065,19 @@
         </w:rPr>
         <w:t xml:space="preserve"> de forma independente do objeto retratado. O prompt 6 ("parque da cidade"), por sua vez, gerou uma cena mais genérica, sugerindo que a memorização é mais forte para prompts que descrevem edifícios do que para prompts de </w:t>
       </w:r>
-      <w:r>
-        <w:rPr>
-          <w:rFonts w:ascii="Arial" w:hAnsi="Arial" w:cs="Arial"/>
-        </w:rPr>
-        <w:t xml:space="preserve">áres </w:t>
+      <w:proofErr w:type="spellStart"/>
+      <w:r>
+        <w:rPr>
+          <w:rFonts w:ascii="Arial" w:hAnsi="Arial" w:cs="Arial"/>
+        </w:rPr>
+        <w:t>áres</w:t>
+      </w:r>
+      <w:proofErr w:type="spellEnd"/>
+      <w:r>
+        <w:rPr>
+          <w:rFonts w:ascii="Arial" w:hAnsi="Arial" w:cs="Arial"/>
+        </w:rPr>
+        <w:t xml:space="preserve"> </w:t>
       </w:r>
       <w:r>
         <w:rPr>
@@ -1708,7 +2176,35 @@
         <w:rPr>
           <w:rFonts w:ascii="Arial" w:hAnsi="Arial" w:cs="Arial"/>
         </w:rPr>
-        <w:t>s com seed fixa nas duas configurações de LoRA treinadas (rank 8 e rank 16).</w:t>
+        <w:t xml:space="preserve">s com </w:t>
+      </w:r>
+      <w:proofErr w:type="spellStart"/>
+      <w:r>
+        <w:rPr>
+          <w:rFonts w:ascii="Arial" w:hAnsi="Arial" w:cs="Arial"/>
+        </w:rPr>
+        <w:t>seed</w:t>
+      </w:r>
+      <w:proofErr w:type="spellEnd"/>
+      <w:r>
+        <w:rPr>
+          <w:rFonts w:ascii="Arial" w:hAnsi="Arial" w:cs="Arial"/>
+        </w:rPr>
+        <w:t xml:space="preserve"> fixa nas duas configurações de </w:t>
+      </w:r>
+      <w:proofErr w:type="spellStart"/>
+      <w:r>
+        <w:rPr>
+          <w:rFonts w:ascii="Arial" w:hAnsi="Arial" w:cs="Arial"/>
+        </w:rPr>
+        <w:t>LoRA</w:t>
+      </w:r>
+      <w:proofErr w:type="spellEnd"/>
+      <w:r>
+        <w:rPr>
+          <w:rFonts w:ascii="Arial" w:hAnsi="Arial" w:cs="Arial"/>
+        </w:rPr>
+        <w:t xml:space="preserve"> treinadas (rank 8 e rank 16).</w:t>
       </w:r>
     </w:p>
     <w:p>
@@ -1853,6 +2349,7 @@
           <w:szCs w:val="20"/>
         </w:rPr>
       </w:pPr>
+      <w:proofErr w:type="spellStart"/>
       <w:r>
         <w:rPr>
           <w:rFonts w:ascii="Arial" w:hAnsi="Arial" w:cs="Arial"/>
@@ -1866,6 +2363,7 @@
         </w:rPr>
         <w:t>CLIPScore</w:t>
       </w:r>
+      <w:proofErr w:type="spellEnd"/>
     </w:p>
     <w:p>
       <w:pPr>
@@ -1880,13 +2378,35 @@
           <w:rFonts w:ascii="Arial" w:hAnsi="Arial" w:cs="Arial"/>
         </w:rPr>
         <w:lastRenderedPageBreak/>
-        <w:t>O CLIPScore</w:t>
-      </w:r>
-      <w:r>
-        <w:rPr>
-          <w:rFonts w:ascii="Arial" w:hAnsi="Arial" w:cs="Arial"/>
-        </w:rPr>
-        <w:t>(openai)</w:t>
+        <w:t xml:space="preserve">O </w:t>
+      </w:r>
+      <w:proofErr w:type="spellStart"/>
+      <w:r>
+        <w:rPr>
+          <w:rFonts w:ascii="Arial" w:hAnsi="Arial" w:cs="Arial"/>
+        </w:rPr>
+        <w:t>CLIPScore</w:t>
+      </w:r>
+      <w:proofErr w:type="spellEnd"/>
+      <w:r>
+        <w:rPr>
+          <w:rFonts w:ascii="Arial" w:hAnsi="Arial" w:cs="Arial"/>
+        </w:rPr>
+        <w:t>(</w:t>
+      </w:r>
+      <w:proofErr w:type="spellStart"/>
+      <w:r>
+        <w:rPr>
+          <w:rFonts w:ascii="Arial" w:hAnsi="Arial" w:cs="Arial"/>
+        </w:rPr>
+        <w:t>openai</w:t>
+      </w:r>
+      <w:proofErr w:type="spellEnd"/>
+      <w:r>
+        <w:rPr>
+          <w:rFonts w:ascii="Arial" w:hAnsi="Arial" w:cs="Arial"/>
+        </w:rPr>
+        <w:t>)</w:t>
       </w:r>
       <w:r>
         <w:rPr>
@@ -2226,11 +2746,19 @@
           <w:rFonts w:ascii="Arial" w:hAnsi="Arial" w:cs="Arial"/>
         </w:rPr>
       </w:pPr>
-      <w:r>
-        <w:rPr>
-          <w:rFonts w:ascii="Arial" w:hAnsi="Arial" w:cs="Arial"/>
-        </w:rPr>
-        <w:t xml:space="preserve">CLIPScore médio (rank 16): 33,40 </w:t>
+      <w:proofErr w:type="spellStart"/>
+      <w:r>
+        <w:rPr>
+          <w:rFonts w:ascii="Arial" w:hAnsi="Arial" w:cs="Arial"/>
+        </w:rPr>
+        <w:t>CLIPScore</w:t>
+      </w:r>
+      <w:proofErr w:type="spellEnd"/>
+      <w:r>
+        <w:rPr>
+          <w:rFonts w:ascii="Arial" w:hAnsi="Arial" w:cs="Arial"/>
+        </w:rPr>
+        <w:t xml:space="preserve"> médio (rank 16): 33,40 </w:t>
       </w:r>
       <w:r>
         <w:rPr>
@@ -2352,7 +2880,21 @@
         <w:rPr>
           <w:rFonts w:ascii="Arial" w:hAnsi="Arial" w:cs="Arial"/>
         </w:rPr>
-        <w:t xml:space="preserve">A principal limitação identificada neste projeto é a diversidade do dataset de treino. A predominância de imagens </w:t>
+        <w:t xml:space="preserve">A principal limitação identificada neste projeto é a diversidade do </w:t>
+      </w:r>
+      <w:proofErr w:type="spellStart"/>
+      <w:r>
+        <w:rPr>
+          <w:rFonts w:ascii="Arial" w:hAnsi="Arial" w:cs="Arial"/>
+        </w:rPr>
+        <w:t>dataset</w:t>
+      </w:r>
+      <w:proofErr w:type="spellEnd"/>
+      <w:r>
+        <w:rPr>
+          <w:rFonts w:ascii="Arial" w:hAnsi="Arial" w:cs="Arial"/>
+        </w:rPr>
+        <w:t xml:space="preserve"> de treino. A predominância de imagens </w:t>
       </w:r>
       <w:r>
         <w:rPr>
@@ -2382,7 +2924,21 @@
         <w:rPr>
           <w:rFonts w:ascii="Arial" w:hAnsi="Arial" w:cs="Arial"/>
         </w:rPr>
-        <w:t xml:space="preserve">de Brasilia </w:t>
+        <w:t xml:space="preserve">de </w:t>
+      </w:r>
+      <w:proofErr w:type="spellStart"/>
+      <w:r>
+        <w:rPr>
+          <w:rFonts w:ascii="Arial" w:hAnsi="Arial" w:cs="Arial"/>
+        </w:rPr>
+        <w:t>Brasilia</w:t>
+      </w:r>
+      <w:proofErr w:type="spellEnd"/>
+      <w:r>
+        <w:rPr>
+          <w:rFonts w:ascii="Arial" w:hAnsi="Arial" w:cs="Arial"/>
+        </w:rPr>
+        <w:t xml:space="preserve"> </w:t>
       </w:r>
       <w:r>
         <w:rPr>
@@ -2408,7 +2964,21 @@
         <w:rPr>
           <w:rFonts w:ascii="Arial" w:hAnsi="Arial" w:cs="Arial"/>
         </w:rPr>
-        <w:t>Ampliar o dataset com construções modernistas genéricas de Brasília</w:t>
+        <w:t xml:space="preserve">Ampliar o </w:t>
+      </w:r>
+      <w:proofErr w:type="spellStart"/>
+      <w:r>
+        <w:rPr>
+          <w:rFonts w:ascii="Arial" w:hAnsi="Arial" w:cs="Arial"/>
+        </w:rPr>
+        <w:t>dataset</w:t>
+      </w:r>
+      <w:proofErr w:type="spellEnd"/>
+      <w:r>
+        <w:rPr>
+          <w:rFonts w:ascii="Arial" w:hAnsi="Arial" w:cs="Arial"/>
+        </w:rPr>
+        <w:t xml:space="preserve"> com construções modernistas genéricas de Brasília</w:t>
       </w:r>
       <w:r>
         <w:rPr>
@@ -2576,7 +3146,21 @@
         <w:rPr>
           <w:rFonts w:ascii="Arial" w:hAnsi="Arial" w:cs="Arial"/>
         </w:rPr>
-        <w:t xml:space="preserve"> estilo_brasilia.</w:t>
+        <w:t xml:space="preserve"> </w:t>
+      </w:r>
+      <w:proofErr w:type="spellStart"/>
+      <w:r>
+        <w:rPr>
+          <w:rFonts w:ascii="Arial" w:hAnsi="Arial" w:cs="Arial"/>
+        </w:rPr>
+        <w:t>estilo_brasilia</w:t>
+      </w:r>
+      <w:proofErr w:type="spellEnd"/>
+      <w:r>
+        <w:rPr>
+          <w:rFonts w:ascii="Arial" w:hAnsi="Arial" w:cs="Arial"/>
+        </w:rPr>
+        <w:t>.</w:t>
       </w:r>
     </w:p>
     <w:p>
@@ -2592,11 +3176,47 @@
           <w:rFonts w:ascii="Arial" w:hAnsi="Arial" w:cs="Arial"/>
         </w:rPr>
       </w:pPr>
-      <w:r>
-        <w:rPr>
-          <w:rFonts w:ascii="Arial" w:hAnsi="Arial" w:cs="Arial"/>
-        </w:rPr>
-        <w:t xml:space="preserve">Stable Diffusion v1.5 com o LoRA </w:t>
+      <w:proofErr w:type="spellStart"/>
+      <w:r>
+        <w:rPr>
+          <w:rFonts w:ascii="Arial" w:hAnsi="Arial" w:cs="Arial"/>
+        </w:rPr>
+        <w:t>Stable</w:t>
+      </w:r>
+      <w:proofErr w:type="spellEnd"/>
+      <w:r>
+        <w:rPr>
+          <w:rFonts w:ascii="Arial" w:hAnsi="Arial" w:cs="Arial"/>
+        </w:rPr>
+        <w:t xml:space="preserve"> </w:t>
+      </w:r>
+      <w:proofErr w:type="spellStart"/>
+      <w:r>
+        <w:rPr>
+          <w:rFonts w:ascii="Arial" w:hAnsi="Arial" w:cs="Arial"/>
+        </w:rPr>
+        <w:t>Diffusion</w:t>
+      </w:r>
+      <w:proofErr w:type="spellEnd"/>
+      <w:r>
+        <w:rPr>
+          <w:rFonts w:ascii="Arial" w:hAnsi="Arial" w:cs="Arial"/>
+        </w:rPr>
+        <w:t xml:space="preserve"> v1.5 com o </w:t>
+      </w:r>
+      <w:proofErr w:type="spellStart"/>
+      <w:r>
+        <w:rPr>
+          <w:rFonts w:ascii="Arial" w:hAnsi="Arial" w:cs="Arial"/>
+        </w:rPr>
+        <w:t>LoRA</w:t>
+      </w:r>
+      <w:proofErr w:type="spellEnd"/>
+      <w:r>
+        <w:rPr>
+          <w:rFonts w:ascii="Arial" w:hAnsi="Arial" w:cs="Arial"/>
+        </w:rPr>
+        <w:t xml:space="preserve"> </w:t>
       </w:r>
       <w:r>
         <w:rPr>
@@ -2624,12 +3244,28 @@
           <w:rFonts w:ascii="Arial" w:hAnsi="Arial" w:cs="Arial"/>
         </w:rPr>
       </w:pPr>
-      <w:r>
-        <w:rPr>
-          <w:rFonts w:ascii="Arial" w:hAnsi="Arial" w:cs="Arial"/>
-        </w:rPr>
-        <w:t>Bark small</w:t>
-      </w:r>
+      <w:proofErr w:type="spellStart"/>
+      <w:r>
+        <w:rPr>
+          <w:rFonts w:ascii="Arial" w:hAnsi="Arial" w:cs="Arial"/>
+        </w:rPr>
+        <w:t>Bark</w:t>
+      </w:r>
+      <w:proofErr w:type="spellEnd"/>
+      <w:r>
+        <w:rPr>
+          <w:rFonts w:ascii="Arial" w:hAnsi="Arial" w:cs="Arial"/>
+        </w:rPr>
+        <w:t xml:space="preserve"> </w:t>
+      </w:r>
+      <w:proofErr w:type="spellStart"/>
+      <w:r>
+        <w:rPr>
+          <w:rFonts w:ascii="Arial" w:hAnsi="Arial" w:cs="Arial"/>
+        </w:rPr>
+        <w:t>small</w:t>
+      </w:r>
+      <w:proofErr w:type="spellEnd"/>
       <w:r>
         <w:rPr>
           <w:rFonts w:ascii="Arial" w:hAnsi="Arial" w:cs="Arial"/>
@@ -2660,7 +3296,21 @@
         <w:rPr>
           <w:rFonts w:ascii="Arial" w:hAnsi="Arial" w:cs="Arial"/>
         </w:rPr>
-        <w:t>A interface Gradio exibe texto, imagem e áudio em uma única tela.</w:t>
+        <w:t xml:space="preserve">A interface </w:t>
+      </w:r>
+      <w:proofErr w:type="spellStart"/>
+      <w:r>
+        <w:rPr>
+          <w:rFonts w:ascii="Arial" w:hAnsi="Arial" w:cs="Arial"/>
+        </w:rPr>
+        <w:t>Gradio</w:t>
+      </w:r>
+      <w:proofErr w:type="spellEnd"/>
+      <w:r>
+        <w:rPr>
+          <w:rFonts w:ascii="Arial" w:hAnsi="Arial" w:cs="Arial"/>
+        </w:rPr>
+        <w:t xml:space="preserve"> exibe texto, imagem e áudio em uma única tela.</w:t>
       </w:r>
     </w:p>
     <w:p>
@@ -2701,7 +3351,63 @@
         <w:rPr>
           <w:rFonts w:ascii="Arial" w:hAnsi="Arial" w:cs="Arial"/>
         </w:rPr>
-        <w:t xml:space="preserve"> Hugging Face alterou recentemente sua política de camada gratuita para Spaces: contas novas não conseguem mais criar Spaces com SDK Gradio ou Docker sem assinatura paga</w:t>
+        <w:t xml:space="preserve"> </w:t>
+      </w:r>
+      <w:proofErr w:type="spellStart"/>
+      <w:r>
+        <w:rPr>
+          <w:rFonts w:ascii="Arial" w:hAnsi="Arial" w:cs="Arial"/>
+        </w:rPr>
+        <w:t>Hugging</w:t>
+      </w:r>
+      <w:proofErr w:type="spellEnd"/>
+      <w:r>
+        <w:rPr>
+          <w:rFonts w:ascii="Arial" w:hAnsi="Arial" w:cs="Arial"/>
+        </w:rPr>
+        <w:t xml:space="preserve"> Face alterou recentemente sua política de camada gratuita para </w:t>
+      </w:r>
+      <w:proofErr w:type="spellStart"/>
+      <w:r>
+        <w:rPr>
+          <w:rFonts w:ascii="Arial" w:hAnsi="Arial" w:cs="Arial"/>
+        </w:rPr>
+        <w:t>Spaces</w:t>
+      </w:r>
+      <w:proofErr w:type="spellEnd"/>
+      <w:r>
+        <w:rPr>
+          <w:rFonts w:ascii="Arial" w:hAnsi="Arial" w:cs="Arial"/>
+        </w:rPr>
+        <w:t xml:space="preserve">: contas novas não conseguem mais criar </w:t>
+      </w:r>
+      <w:proofErr w:type="spellStart"/>
+      <w:r>
+        <w:rPr>
+          <w:rFonts w:ascii="Arial" w:hAnsi="Arial" w:cs="Arial"/>
+        </w:rPr>
+        <w:t>Spaces</w:t>
+      </w:r>
+      <w:proofErr w:type="spellEnd"/>
+      <w:r>
+        <w:rPr>
+          <w:rFonts w:ascii="Arial" w:hAnsi="Arial" w:cs="Arial"/>
+        </w:rPr>
+        <w:t xml:space="preserve"> com SDK </w:t>
+      </w:r>
+      <w:proofErr w:type="spellStart"/>
+      <w:r>
+        <w:rPr>
+          <w:rFonts w:ascii="Arial" w:hAnsi="Arial" w:cs="Arial"/>
+        </w:rPr>
+        <w:t>Gradio</w:t>
+      </w:r>
+      <w:proofErr w:type="spellEnd"/>
+      <w:r>
+        <w:rPr>
+          <w:rFonts w:ascii="Arial" w:hAnsi="Arial" w:cs="Arial"/>
+        </w:rPr>
+        <w:t xml:space="preserve"> ou Docker sem assinatura paga</w:t>
       </w:r>
       <w:r>
         <w:rPr>
@@ -2713,8 +3419,16 @@
         <w:rPr>
           <w:rFonts w:ascii="Arial" w:hAnsi="Arial" w:cs="Arial"/>
         </w:rPr>
-        <w:t xml:space="preserve"> Diante disso e do prazo do projeto, optamos por publicar a aplicação via link, executado a partir do Google Colab</w:t>
-      </w:r>
+        <w:t xml:space="preserve"> Diante disso e do prazo do projeto, optamos por publicar a aplicação via link, executado a partir do Google </w:t>
+      </w:r>
+      <w:proofErr w:type="spellStart"/>
+      <w:r>
+        <w:rPr>
+          <w:rFonts w:ascii="Arial" w:hAnsi="Arial" w:cs="Arial"/>
+        </w:rPr>
+        <w:t>Colab</w:t>
+      </w:r>
+      <w:proofErr w:type="spellEnd"/>
       <w:r>
         <w:rPr>
           <w:rFonts w:ascii="Arial" w:hAnsi="Arial" w:cs="Arial"/>
@@ -2818,7 +3532,21 @@
         <w:rPr>
           <w:rFonts w:ascii="Arial" w:hAnsi="Arial" w:cs="Arial"/>
         </w:rPr>
-        <w:t>Foi utilizado o assistente Claude (Anthropic) como ferramenta de apoio ao longo do projeto, para</w:t>
+        <w:t>Foi utilizado o assistente Claude (</w:t>
+      </w:r>
+      <w:proofErr w:type="spellStart"/>
+      <w:r>
+        <w:rPr>
+          <w:rFonts w:ascii="Arial" w:hAnsi="Arial" w:cs="Arial"/>
+        </w:rPr>
+        <w:t>Anthropic</w:t>
+      </w:r>
+      <w:proofErr w:type="spellEnd"/>
+      <w:r>
+        <w:rPr>
+          <w:rFonts w:ascii="Arial" w:hAnsi="Arial" w:cs="Arial"/>
+        </w:rPr>
+        <w:t>) como ferramenta de apoio ao longo do projeto, para</w:t>
       </w:r>
       <w:r>
         <w:rPr>
@@ -2877,7 +3605,27 @@
         <w:rPr>
           <w:rFonts w:ascii="Arial" w:hAnsi="Arial" w:cs="Arial"/>
         </w:rPr>
-        <w:t>Repositório GitHub público, organizado, com README e histórico de commits.</w:t>
+        <w:t>DEMO DAY</w:t>
+      </w:r>
+    </w:p>
+    <w:p>
+      <w:pPr>
+        <w:pStyle w:val="PargrafodaLista"/>
+        <w:spacing w:line="360" w:lineRule="auto"/>
+        <w:ind w:left="720"/>
+        <w:rPr>
+          <w:rFonts w:ascii="Arial" w:hAnsi="Arial" w:cs="Arial"/>
+          <w:sz w:val="16"/>
+          <w:szCs w:val="16"/>
+        </w:rPr>
+      </w:pPr>
+      <w:r>
+        <w:rPr>
+          <w:rFonts w:ascii="Arial" w:hAnsi="Arial" w:cs="Arial"/>
+          <w:sz w:val="16"/>
+          <w:szCs w:val="16"/>
+        </w:rPr>
+        <w:t>https://1drv.ms/v/c/5b4e00c89c297614/IQDioOTKsV-UR6WkvqpyBJyjATyho_gm1xTCzEnb6DmOoO0?e=efcUTK</w:t>
       </w:r>
     </w:p>
     <w:p>
@@ -2896,15 +3644,34 @@
         <w:rPr>
           <w:rFonts w:ascii="Arial" w:hAnsi="Arial" w:cs="Arial"/>
         </w:rPr>
-        <w:t>dados/fontes.csv com proveniência e licença de todas as imagens + legendas revisadas.</w:t>
-      </w:r>
+        <w:t>GITHUB</w:t>
+      </w:r>
+    </w:p>
+    <w:p>
+      <w:pPr>
+        <w:pStyle w:val="PargrafodaLista"/>
+        <w:spacing w:line="360" w:lineRule="auto"/>
+        <w:ind w:left="720"/>
+        <w:rPr>
+          <w:rFonts w:ascii="Arial" w:hAnsi="Arial" w:cs="Arial"/>
+        </w:rPr>
+      </w:pPr>
+      <w:hyperlink r:id="rId7" w:history="1">
+        <w:r>
+          <w:rPr>
+            <w:rStyle w:val="Hyperlink"/>
+            <w:rFonts w:ascii="Arial" w:hAnsi="Arial" w:cs="Arial"/>
+          </w:rPr>
+          <w:t>https://github.com/andrella-br/atelie-generativo/</w:t>
+        </w:r>
+      </w:hyperlink>
     </w:p>
     <w:p>
       <w:pPr>
         <w:pStyle w:val="PargrafodaLista"/>
         <w:numPr>
           <w:ilvl w:val="0"/>
-          <w:numId w:val="1"/>
+          <w:numId w:val="4"/>
         </w:numPr>
         <w:spacing w:line="360" w:lineRule="auto"/>
         <w:rPr>
@@ -2915,7 +3682,22 @@
         <w:rPr>
           <w:rFonts w:ascii="Arial" w:hAnsi="Arial" w:cs="Arial"/>
         </w:rPr>
-        <w:t>Notebooks 01 (dataset), 02 (treinamento) executáveis no Colab.</w:t>
+        <w:t>HUGFACE</w:t>
+      </w:r>
+    </w:p>
+    <w:p>
+      <w:pPr>
+        <w:spacing w:line="360" w:lineRule="auto"/>
+        <w:ind w:left="708"/>
+        <w:rPr>
+          <w:rFonts w:ascii="Arial" w:hAnsi="Arial" w:cs="Arial"/>
+        </w:rPr>
+      </w:pPr>
+      <w:r>
+        <w:rPr>
+          <w:rFonts w:ascii="Arial" w:hAnsi="Arial" w:cs="Arial"/>
+        </w:rPr>
+        <w:t>https://huggingface.co/andre-lla</w:t>
       </w:r>
     </w:p>
     <w:p>
@@ -2923,7 +3705,7 @@
         <w:pStyle w:val="PargrafodaLista"/>
         <w:numPr>
           <w:ilvl w:val="0"/>
-          <w:numId w:val="1"/>
+          <w:numId w:val="4"/>
         </w:numPr>
         <w:spacing w:line="360" w:lineRule="auto"/>
         <w:rPr>
@@ -2934,38 +3716,27 @@
         <w:rPr>
           <w:rFonts w:ascii="Arial" w:hAnsi="Arial" w:cs="Arial"/>
         </w:rPr>
-        <w:t>Pesos LoRA publicados no Hugging Face Hub com model card completo</w:t>
-      </w:r>
-      <w:r>
-        <w:rPr>
-          <w:rFonts w:ascii="Arial" w:hAnsi="Arial" w:cs="Arial"/>
-        </w:rPr>
-        <w:t xml:space="preserve">: </w:t>
-      </w:r>
-      <w:r>
-        <w:rPr>
-          <w:rFonts w:ascii="Arial" w:hAnsi="Arial" w:cs="Arial"/>
-        </w:rPr>
-        <w:t>https://huggingface.co/andre-lla</w:t>
+        <w:t>DRIVE</w:t>
       </w:r>
     </w:p>
     <w:p>
       <w:pPr>
         <w:pStyle w:val="PargrafodaLista"/>
-        <w:numPr>
-          <w:ilvl w:val="0"/>
-          <w:numId w:val="1"/>
-        </w:numPr>
         <w:spacing w:line="360" w:lineRule="auto"/>
-        <w:rPr>
-          <w:rFonts w:ascii="Arial" w:hAnsi="Arial" w:cs="Arial"/>
-        </w:rPr>
-      </w:pPr>
-      <w:r>
-        <w:rPr>
-          <w:rFonts w:ascii="Arial" w:hAnsi="Arial" w:cs="Arial"/>
-        </w:rPr>
-        <w:t>Aplicação pública funcional (link do Gradio, ou Space).</w:t>
+        <w:ind w:left="720"/>
+        <w:rPr>
+          <w:rFonts w:ascii="Arial" w:hAnsi="Arial" w:cs="Arial"/>
+          <w:sz w:val="18"/>
+          <w:szCs w:val="18"/>
+        </w:rPr>
+      </w:pPr>
+      <w:r>
+        <w:rPr>
+          <w:rFonts w:ascii="Arial" w:hAnsi="Arial" w:cs="Arial"/>
+          <w:sz w:val="18"/>
+          <w:szCs w:val="18"/>
+        </w:rPr>
+        <w:t>https://drive.google.com/drive/folders/1p0KNCO4Ws3w8OQ8HomMD8gJMyEgpiPLc?usp=sharing</w:t>
       </w:r>
     </w:p>
     <w:sectPr>
@@ -2981,6 +3752,119 @@
 <file path=word/numbering.xml><?xml version="1.0" encoding="utf-8"?>
 <w:numbering xmlns:wpc="http://schemas.microsoft.com/office/word/2010/wordprocessingCanvas" xmlns:cx="http://schemas.microsoft.com/office/drawing/2014/chartex" xmlns:cx1="http://schemas.microsoft.com/office/drawing/2015/9/8/chartex" xmlns:cx2="http://schemas.microsoft.com/office/drawing/2015/10/21/chartex" xmlns:cx3="http://schemas.microsoft.com/office/drawing/2016/5/9/chartex" xmlns:cx4="http://schemas.microsoft.com/office/drawing/2016/5/10/chartex" xmlns:cx5="http://schemas.microsoft.com/office/drawing/2016/5/11/chartex" xmlns:cx6="http://schemas.microsoft.com/office/drawing/2016/5/12/chartex" xmlns:cx7="http://schemas.microsoft.com/office/drawing/2016/5/13/chartex" xmlns:cx8="http://schemas.microsoft.com/office/drawing/2016/5/14/chartex" xmlns:mc="http://schemas.openxmlformats.org/markup-compatibility/2006" xmlns:aink="http://schemas.microsoft.com/office/drawing/2016/ink" xmlns:am3d="http://schemas.microsoft.com/office/drawing/2017/model3d" xmlns:o="urn:schemas-microsoft-com:office:office" xmlns:r="http://schemas.openxmlformats.org/officeDocument/2006/relationships" xmlns:m="http://schemas.openxmlformats.org/officeDocument/2006/math" xmlns:v="urn:schemas-microsoft-com:vml" xmlns:wp14="http://schemas.microsoft.com/office/word/2010/wordprocessingDrawing" xmlns:wp="http://schemas.openxmlformats.org/drawingml/2006/wordprocessingDrawing" xmlns:w10="urn:schemas-microsoft-com:office:word" xmlns:w="http://schemas.openxmlformats.org/wordprocessingml/2006/main" xmlns:w14="http://schemas.microsoft.com/office/word/2010/wordml" xmlns:w15="http://schemas.microsoft.com/office/word/2012/wordml" xmlns:w16cex="http://schemas.microsoft.com/office/word/2018/wordml/cex" xmlns:w16cid="http://schemas.microsoft.com/office/word/2016/wordml/cid" xmlns:w16="http://schemas.microsoft.com/office/word/2018/wordml" xmlns:w16sdtdh="http://schemas.microsoft.com/office/word/2020/wordml/sdtdatahash" xmlns:w16se="http://schemas.microsoft.com/office/word/2015/wordml/symex" xmlns:wpg="http://schemas.microsoft.com/office/word/2010/wordprocessingGroup" xmlns:wpi="http://schemas.microsoft.com/office/word/2010/wordprocessingInk" xmlns:wne="http://schemas.microsoft.com/office/word/2006/wordml" xmlns:wps="http://schemas.microsoft.com/office/word/2010/wordprocessingShape" mc:Ignorable="w14 w15 w16se w16cid w16 w16cex w16sdtdh wp14">
   <w:abstractNum w:abstractNumId="0" w15:restartNumberingAfterBreak="0">
+    <w:nsid w:val="4E072C1C"/>
+    <w:multiLevelType w:val="hybridMultilevel"/>
+    <w:tmpl w:val="51E0790A"/>
+    <w:lvl w:ilvl="0" w:tplc="04160001">
+      <w:start w:val="1"/>
+      <w:numFmt w:val="bullet"/>
+      <w:lvlText w:val=""/>
+      <w:lvlJc w:val="left"/>
+      <w:pPr>
+        <w:ind w:left="720" w:hanging="360"/>
+      </w:pPr>
+      <w:rPr>
+        <w:rFonts w:ascii="Symbol" w:hAnsi="Symbol" w:hint="default"/>
+      </w:rPr>
+    </w:lvl>
+    <w:lvl w:ilvl="1" w:tplc="04160003" w:tentative="1">
+      <w:start w:val="1"/>
+      <w:numFmt w:val="bullet"/>
+      <w:lvlText w:val="o"/>
+      <w:lvlJc w:val="left"/>
+      <w:pPr>
+        <w:ind w:left="1440" w:hanging="360"/>
+      </w:pPr>
+      <w:rPr>
+        <w:rFonts w:ascii="Courier New" w:hAnsi="Courier New" w:cs="Courier New" w:hint="default"/>
+      </w:rPr>
+    </w:lvl>
+    <w:lvl w:ilvl="2" w:tplc="04160005" w:tentative="1">
+      <w:start w:val="1"/>
+      <w:numFmt w:val="bullet"/>
+      <w:lvlText w:val=""/>
+      <w:lvlJc w:val="left"/>
+      <w:pPr>
+        <w:ind w:left="2160" w:hanging="360"/>
+      </w:pPr>
+      <w:rPr>
+        <w:rFonts w:ascii="Wingdings" w:hAnsi="Wingdings" w:hint="default"/>
+      </w:rPr>
+    </w:lvl>
+    <w:lvl w:ilvl="3" w:tplc="04160001" w:tentative="1">
+      <w:start w:val="1"/>
+      <w:numFmt w:val="bullet"/>
+      <w:lvlText w:val=""/>
+      <w:lvlJc w:val="left"/>
+      <w:pPr>
+        <w:ind w:left="2880" w:hanging="360"/>
+      </w:pPr>
+      <w:rPr>
+        <w:rFonts w:ascii="Symbol" w:hAnsi="Symbol" w:hint="default"/>
+      </w:rPr>
+    </w:lvl>
+    <w:lvl w:ilvl="4" w:tplc="04160003" w:tentative="1">
+      <w:start w:val="1"/>
+      <w:numFmt w:val="bullet"/>
+      <w:lvlText w:val="o"/>
+      <w:lvlJc w:val="left"/>
+      <w:pPr>
+        <w:ind w:left="3600" w:hanging="360"/>
+      </w:pPr>
+      <w:rPr>
+        <w:rFonts w:ascii="Courier New" w:hAnsi="Courier New" w:cs="Courier New" w:hint="default"/>
+      </w:rPr>
+    </w:lvl>
+    <w:lvl w:ilvl="5" w:tplc="04160005" w:tentative="1">
+      <w:start w:val="1"/>
+      <w:numFmt w:val="bullet"/>
+      <w:lvlText w:val=""/>
+      <w:lvlJc w:val="left"/>
+      <w:pPr>
+        <w:ind w:left="4320" w:hanging="360"/>
+      </w:pPr>
+      <w:rPr>
+        <w:rFonts w:ascii="Wingdings" w:hAnsi="Wingdings" w:hint="default"/>
+      </w:rPr>
+    </w:lvl>
+    <w:lvl w:ilvl="6" w:tplc="04160001" w:tentative="1">
+      <w:start w:val="1"/>
+      <w:numFmt w:val="bullet"/>
+      <w:lvlText w:val=""/>
+      <w:lvlJc w:val="left"/>
+      <w:pPr>
+        <w:ind w:left="5040" w:hanging="360"/>
+      </w:pPr>
+      <w:rPr>
+        <w:rFonts w:ascii="Symbol" w:hAnsi="Symbol" w:hint="default"/>
+      </w:rPr>
+    </w:lvl>
+    <w:lvl w:ilvl="7" w:tplc="04160003" w:tentative="1">
+      <w:start w:val="1"/>
+      <w:numFmt w:val="bullet"/>
+      <w:lvlText w:val="o"/>
+      <w:lvlJc w:val="left"/>
+      <w:pPr>
+        <w:ind w:left="5760" w:hanging="360"/>
+      </w:pPr>
+      <w:rPr>
+        <w:rFonts w:ascii="Courier New" w:hAnsi="Courier New" w:cs="Courier New" w:hint="default"/>
+      </w:rPr>
+    </w:lvl>
+    <w:lvl w:ilvl="8" w:tplc="04160005" w:tentative="1">
+      <w:start w:val="1"/>
+      <w:numFmt w:val="bullet"/>
+      <w:lvlText w:val=""/>
+      <w:lvlJc w:val="left"/>
+      <w:pPr>
+        <w:ind w:left="6480" w:hanging="360"/>
+      </w:pPr>
+      <w:rPr>
+        <w:rFonts w:ascii="Wingdings" w:hAnsi="Wingdings" w:hint="default"/>
+      </w:rPr>
+    </w:lvl>
+  </w:abstractNum>
+  <w:abstractNum w:abstractNumId="1" w15:restartNumberingAfterBreak="0">
     <w:nsid w:val="51C372E1"/>
     <w:multiLevelType w:val="hybridMultilevel"/>
     <w:tmpl w:val="CAEEA9CC"/>
@@ -3031,7 +3915,7 @@
       <w:lvlJc w:val="left"/>
     </w:lvl>
   </w:abstractNum>
-  <w:abstractNum w:abstractNumId="1" w15:restartNumberingAfterBreak="0">
+  <w:abstractNum w:abstractNumId="2" w15:restartNumberingAfterBreak="0">
     <w:nsid w:val="63F33020"/>
     <w:multiLevelType w:val="hybridMultilevel"/>
     <w:tmpl w:val="DDA6BBBA"/>
@@ -3144,7 +4028,7 @@
       </w:rPr>
     </w:lvl>
   </w:abstractNum>
-  <w:abstractNum w:abstractNumId="2" w15:restartNumberingAfterBreak="0">
+  <w:abstractNum w:abstractNumId="3" w15:restartNumberingAfterBreak="0">
     <w:nsid w:val="6BA44783"/>
     <w:multiLevelType w:val="hybridMultilevel"/>
     <w:tmpl w:val="7C124A5A"/>
@@ -3231,19 +4115,22 @@
     </w:lvl>
   </w:abstractNum>
   <w:num w:numId="1">
-    <w:abstractNumId w:val="2"/>
+    <w:abstractNumId w:val="3"/>
     <w:lvlOverride w:ilvl="0">
       <w:startOverride w:val="1"/>
     </w:lvlOverride>
   </w:num>
   <w:num w:numId="2">
-    <w:abstractNumId w:val="0"/>
+    <w:abstractNumId w:val="1"/>
     <w:lvlOverride w:ilvl="0">
       <w:startOverride w:val="1"/>
     </w:lvlOverride>
   </w:num>
   <w:num w:numId="3">
-    <w:abstractNumId w:val="1"/>
+    <w:abstractNumId w:val="2"/>
+  </w:num>
+  <w:num w:numId="4">
+    <w:abstractNumId w:val="0"/>
   </w:num>
 </w:numbering>
 </file>
@@ -3847,6 +4734,18 @@
       <w:u w:val="single"/>
     </w:rPr>
   </w:style>
+  <w:style w:type="character" w:styleId="MenoPendente">
+    <w:name w:val="Unresolved Mention"/>
+    <w:basedOn w:val="Fontepargpadro"/>
+    <w:uiPriority w:val="99"/>
+    <w:semiHidden/>
+    <w:unhideWhenUsed/>
+    <w:rsid w:val="00E60DCF"/>
+    <w:rPr>
+      <w:color w:val="605E5C"/>
+      <w:shd w:val="clear" w:color="auto" w:fill="E1DFDD"/>
+    </w:rPr>
+  </w:style>
 </w:styles>
 </file>
 
